--- a/docs/lectures/Chapter01_Lecture.docx
+++ b/docs/lectures/Chapter01_Lecture.docx
@@ -23,7 +23,7 @@
         <w:pStyle w:val="Date"/>
       </w:pPr>
       <w:r>
-        <w:t xml:space="preserve">2026-01-11</w:t>
+        <w:t xml:space="preserve">2026-01-13</w:t>
       </w:r>
     </w:p>
     <w:sdt>

--- a/docs/lectures/Chapter01_Lecture.docx
+++ b/docs/lectures/Chapter01_Lecture.docx
@@ -23,7 +23,7 @@
         <w:pStyle w:val="Date"/>
       </w:pPr>
       <w:r>
-        <w:t xml:space="preserve">2026-01-13</w:t>
+        <w:t xml:space="preserve">2026-01-14</w:t>
       </w:r>
     </w:p>
     <w:sdt>

--- a/docs/lectures/Chapter01_Lecture.docx
+++ b/docs/lectures/Chapter01_Lecture.docx
@@ -23,7 +23,7 @@
         <w:pStyle w:val="Date"/>
       </w:pPr>
       <w:r>
-        <w:t xml:space="preserve">2026-01-14</w:t>
+        <w:t xml:space="preserve">2026-01-18</w:t>
       </w:r>
     </w:p>
     <w:sdt>
@@ -90,7 +90,7 @@
           <w:b/>
           <w:bCs/>
         </w:rPr>
-        <w:t xml:space="preserve">Think about this”</w:t>
+        <w:t xml:space="preserve">Think about this:</w:t>
       </w:r>
       <w:r>
         <w:t xml:space="preserve"> </w:t>
@@ -552,7 +552,7 @@
               <a:graphicData uri="http://schemas.openxmlformats.org/drawingml/2006/picture">
                 <pic:pic>
                   <pic:nvPicPr>
-                    <pic:cNvPr descr="../assets/images/GlobalCapitalMarkets.jpg" id="26" name="Picture"/>
+                    <pic:cNvPr descr="../assets/images/Ch01/GlobalCapitalMarkets.jpg" id="26" name="Picture"/>
                     <pic:cNvPicPr>
                       <a:picLocks noChangeArrowheads="1" noChangeAspect="1"/>
                     </pic:cNvPicPr>
@@ -1002,7 +1002,7 @@
               <a:graphicData uri="http://schemas.openxmlformats.org/drawingml/2006/picture">
                 <pic:pic>
                   <pic:nvPicPr>
-                    <pic:cNvPr descr="../assets/images/Foreign_Currency_Terms.png" id="33" name="Picture"/>
+                    <pic:cNvPr descr="../assets/images/Ch01/Foreign_Currency_Terms.png" id="33" name="Picture"/>
                     <pic:cNvPicPr>
                       <a:picLocks noChangeArrowheads="1" noChangeAspect="1"/>
                     </pic:cNvPicPr>
@@ -1165,7 +1165,7 @@
               <a:graphicData uri="http://schemas.openxmlformats.org/drawingml/2006/picture">
                 <pic:pic>
                   <pic:nvPicPr>
-                    <pic:cNvPr descr="../assets/images/Home_Currency_Terms.png" id="37" name="Picture"/>
+                    <pic:cNvPr descr="../assets/images/Ch01/Home_Currency_Terms.png" id="37" name="Picture"/>
                     <pic:cNvPicPr>
                       <a:picLocks noChangeArrowheads="1" noChangeAspect="1"/>
                     </pic:cNvPicPr>
@@ -1630,7 +1630,7 @@
         </w:numPr>
       </w:pPr>
       <w:r>
-        <w:t xml:space="preserve">A country generally cannot freeze their own currency if it is held in an foreign bank, unless the foreign entity agrees to freeze those assets as well.</w:t>
+        <w:t xml:space="preserve">A country generally cannot freeze the currency of another country if it is held in an foreign bank, unless the foreign entity agrees to freeze those assets as well. For example, the U.S. cannot freeze the assets of Russia if the funds are held in a Belarus bank, unless Belarus agrees to freeze the funds as well.</w:t>
       </w:r>
     </w:p>
     <w:bookmarkEnd w:id="41"/>
@@ -3262,7 +3262,7 @@
               <a:graphicData uri="http://schemas.openxmlformats.org/drawingml/2006/picture">
                 <pic:pic>
                   <pic:nvPicPr>
-                    <pic:cNvPr descr="../assets/images/Exhibit%201.3.png" id="62" name="Picture"/>
+                    <pic:cNvPr descr="../assets/images/Ch01/Exhibit%201.3.png" id="62" name="Picture"/>
                     <pic:cNvPicPr>
                       <a:picLocks noChangeArrowheads="1" noChangeAspect="1"/>
                     </pic:cNvPicPr>
@@ -5318,14 +5318,14 @@
       <w:r>
         <w:drawing>
           <wp:inline>
-            <wp:extent cx="4000500" cy="3008923"/>
+            <wp:extent cx="3200400" cy="2407138"/>
             <wp:effectExtent b="0" l="0" r="0" t="0"/>
             <wp:docPr descr="Initiation of the Globalization Process" title="" id="74" name="Picture"/>
             <a:graphic>
               <a:graphicData uri="http://schemas.openxmlformats.org/drawingml/2006/picture">
                 <pic:pic>
                   <pic:nvPicPr>
-                    <pic:cNvPr descr="../assets/images/Exhibit_1.4.png" id="75" name="Picture"/>
+                    <pic:cNvPr descr="../assets/images/Ch01/Exhibit_1.4.png" id="75" name="Picture"/>
                     <pic:cNvPicPr>
                       <a:picLocks noChangeArrowheads="1" noChangeAspect="1"/>
                     </pic:cNvPicPr>
@@ -5339,7 +5339,7 @@
                   <pic:spPr bwMode="auto">
                     <a:xfrm>
                       <a:off x="0" y="0"/>
-                      <a:ext cx="4000500" cy="3008923"/>
+                      <a:ext cx="3200400" cy="2407138"/>
                     </a:xfrm>
                     <a:prstGeom prst="rect">
                       <a:avLst/>
@@ -5575,14 +5575,14 @@
       <w:r>
         <w:drawing>
           <wp:inline>
-            <wp:extent cx="4000500" cy="3008923"/>
+            <wp:extent cx="3200400" cy="2407138"/>
             <wp:effectExtent b="0" l="0" r="0" t="0"/>
             <wp:docPr descr="Foreign Direct Investment Sequence" title="" id="78" name="Picture"/>
             <a:graphic>
               <a:graphicData uri="http://schemas.openxmlformats.org/drawingml/2006/picture">
                 <pic:pic>
                   <pic:nvPicPr>
-                    <pic:cNvPr descr="../assets/images/Exhibit_1.5.png" id="79" name="Picture"/>
+                    <pic:cNvPr descr="../assets/images/Ch01/Exhibit_1.5.png" id="79" name="Picture"/>
                     <pic:cNvPicPr>
                       <a:picLocks noChangeArrowheads="1" noChangeAspect="1"/>
                     </pic:cNvPicPr>
@@ -5596,7 +5596,7 @@
                   <pic:spPr bwMode="auto">
                     <a:xfrm>
                       <a:off x="0" y="0"/>
-                      <a:ext cx="4000500" cy="3008923"/>
+                      <a:ext cx="3200400" cy="2407138"/>
                     </a:xfrm>
                     <a:prstGeom prst="rect">
                       <a:avLst/>

--- a/docs/lectures/Chapter01_Lecture.docx
+++ b/docs/lectures/Chapter01_Lecture.docx
@@ -23,7 +23,7 @@
         <w:pStyle w:val="Date"/>
       </w:pPr>
       <w:r>
-        <w:t xml:space="preserve">2026-01-18</w:t>
+        <w:t xml:space="preserve">2026-01-20</w:t>
       </w:r>
     </w:p>
     <w:sdt>
@@ -52,7 +52,7 @@
         </w:p>
       </w:sdtContent>
     </w:sdt>
-    <w:bookmarkStart w:id="116" w:name="introduction"/>
+    <w:bookmarkStart w:id="119" w:name="introduction"/>
     <w:p>
       <w:pPr>
         <w:pStyle w:val="Heading1"/>
@@ -6302,7 +6302,7 @@
     <w:bookmarkEnd w:id="84"/>
     <w:bookmarkEnd w:id="85"/>
     <w:bookmarkEnd w:id="86"/>
-    <w:bookmarkStart w:id="96" w:name="limits-to-financial-globalization"/>
+    <w:bookmarkStart w:id="99" w:name="limits-to-financial-globalization"/>
     <w:p>
       <w:pPr>
         <w:pStyle w:val="Heading2"/>
@@ -6339,7 +6339,7 @@
       </w:r>
     </w:p>
     <w:bookmarkEnd w:id="87"/>
-    <w:bookmarkStart w:id="90" w:name="the-twin-agency-problems"/>
+    <w:bookmarkStart w:id="93" w:name="the-twin-agency-problems"/>
     <w:p>
       <w:pPr>
         <w:pStyle w:val="Heading3"/>
@@ -6372,7 +6372,78 @@
         <w:t xml:space="preserve">When someone managing assets (agent) has different interests than the asset owners (principals)</w:t>
       </w:r>
     </w:p>
-    <w:bookmarkStart w:id="88" w:name="Xb0f0b92404290fa619679e4225eda455267a424"/>
+    <w:p>
+      <w:pPr>
+        <w:pStyle w:val="BodyText"/>
+      </w:pPr>
+      <w:r>
+        <w:t xml:space="preserve">There is a growing debate over whether many of the insiders and rulers of organizations with enterprises globally are taking actions consistent with creating firm value or consistent with increasing their own personal stakes and power.</w:t>
+      </w:r>
+    </w:p>
+    <w:p>
+      <w:pPr>
+        <w:pStyle w:val="CaptionedFigure"/>
+      </w:pPr>
+      <w:r>
+        <w:drawing>
+          <wp:inline>
+            <wp:extent cx="3200400" cy="1219325"/>
+            <wp:effectExtent b="0" l="0" r="0" t="0"/>
+            <wp:docPr descr="Limits of Financial Globalization" title="" id="89" name="Picture"/>
+            <a:graphic>
+              <a:graphicData uri="http://schemas.openxmlformats.org/drawingml/2006/picture">
+                <pic:pic>
+                  <pic:nvPicPr>
+                    <pic:cNvPr descr="../assets/images/Ch01/Exhibit_1.7.jpg" id="90" name="Picture"/>
+                    <pic:cNvPicPr>
+                      <a:picLocks noChangeArrowheads="1" noChangeAspect="1"/>
+                    </pic:cNvPicPr>
+                  </pic:nvPicPr>
+                  <pic:blipFill>
+                    <a:blip r:embed="rId88"/>
+                    <a:stretch>
+                      <a:fillRect/>
+                    </a:stretch>
+                  </pic:blipFill>
+                  <pic:spPr bwMode="auto">
+                    <a:xfrm>
+                      <a:off x="0" y="0"/>
+                      <a:ext cx="3200400" cy="1219325"/>
+                    </a:xfrm>
+                    <a:prstGeom prst="rect">
+                      <a:avLst/>
+                    </a:prstGeom>
+                    <a:noFill/>
+                    <a:ln w="9525">
+                      <a:noFill/>
+                      <a:headEnd/>
+                      <a:tailEnd/>
+                    </a:ln>
+                  </pic:spPr>
+                </pic:pic>
+              </a:graphicData>
+            </a:graphic>
+          </wp:inline>
+        </w:drawing>
+      </w:r>
+    </w:p>
+    <w:p>
+      <w:pPr>
+        <w:pStyle w:val="ImageCaption"/>
+      </w:pPr>
+      <w:r>
+        <w:t xml:space="preserve">Limits of Financial Globalization</w:t>
+      </w:r>
+    </w:p>
+    <w:p>
+      <w:pPr>
+        <w:pStyle w:val="BodyText"/>
+      </w:pPr>
+      <w:r>
+        <w:t xml:space="preserve">If these influential insiders are building wealth over that of the firm, it will result in preventing the flow of capital across borders, currencies, and institutions to create a more open and integrated global financial community.</w:t>
+      </w:r>
+    </w:p>
+    <w:bookmarkStart w:id="91" w:name="Xb0f0b92404290fa619679e4225eda455267a424"/>
     <w:p>
       <w:pPr>
         <w:pStyle w:val="Heading4"/>
@@ -6465,8 +6536,8 @@
         <w:t xml:space="preserve">Related-party transactions that benefit insiders</w:t>
       </w:r>
     </w:p>
-    <w:bookmarkEnd w:id="88"/>
-    <w:bookmarkStart w:id="89" w:name="Xdb26f55b12cffc94e19ccec39d2c00dc8bc3941"/>
+    <w:bookmarkEnd w:id="91"/>
+    <w:bookmarkStart w:id="92" w:name="Xdb26f55b12cffc94e19ccec39d2c00dc8bc3941"/>
     <w:p>
       <w:pPr>
         <w:pStyle w:val="Heading4"/>
@@ -6559,9 +6630,9 @@
         <w:t xml:space="preserve">Regulatory capture</w:t>
       </w:r>
     </w:p>
-    <w:bookmarkEnd w:id="89"/>
-    <w:bookmarkEnd w:id="90"/>
-    <w:bookmarkStart w:id="92" w:name="consequences-for-global-capital-flows"/>
+    <w:bookmarkEnd w:id="92"/>
+    <w:bookmarkEnd w:id="93"/>
+    <w:bookmarkStart w:id="95" w:name="consequences-for-global-capital-flows"/>
     <w:p>
       <w:pPr>
         <w:pStyle w:val="Heading3"/>
@@ -6658,7 +6729,7 @@
         <w:t xml:space="preserve">→ Segmented markets</w:t>
       </w:r>
     </w:p>
-    <w:bookmarkStart w:id="91" w:name="real-world-examples"/>
+    <w:bookmarkStart w:id="94" w:name="real-world-examples"/>
     <w:p>
       <w:pPr>
         <w:pStyle w:val="Heading4"/>
@@ -6739,9 +6810,9 @@
         <w:t xml:space="preserve">Result: Economic collapse, capital flees</w:t>
       </w:r>
     </w:p>
-    <w:bookmarkEnd w:id="91"/>
-    <w:bookmarkEnd w:id="92"/>
-    <w:bookmarkStart w:id="94" w:name="contemporary-challenges"/>
+    <w:bookmarkEnd w:id="94"/>
+    <w:bookmarkEnd w:id="95"/>
+    <w:bookmarkStart w:id="97" w:name="contemporary-challenges"/>
     <w:p>
       <w:pPr>
         <w:pStyle w:val="Heading3"/>
@@ -6750,7 +6821,7 @@
         <w:t xml:space="preserve">1.5.4 Contemporary Challenges</w:t>
       </w:r>
     </w:p>
-    <w:bookmarkStart w:id="93" w:name="three-current-issues"/>
+    <w:bookmarkStart w:id="96" w:name="three-current-issues"/>
     <w:p>
       <w:pPr>
         <w:pStyle w:val="Heading4"/>
@@ -6945,9 +7016,9 @@
         <w:t xml:space="preserve">US restrictions on Chinese investment in American technology companies, even when economically beneficial.</w:t>
       </w:r>
     </w:p>
-    <w:bookmarkEnd w:id="93"/>
-    <w:bookmarkEnd w:id="94"/>
-    <w:bookmarkStart w:id="95" w:name="the-path-forward"/>
+    <w:bookmarkEnd w:id="96"/>
+    <w:bookmarkEnd w:id="97"/>
+    <w:bookmarkStart w:id="98" w:name="the-path-forward"/>
     <w:p>
       <w:pPr>
         <w:pStyle w:val="Heading3"/>
@@ -7058,9 +7129,9 @@
         </w:pict>
       </w:r>
     </w:p>
-    <w:bookmarkEnd w:id="95"/>
-    <w:bookmarkEnd w:id="96"/>
-    <w:bookmarkStart w:id="113" w:name="conclusion-and-synthesis"/>
+    <w:bookmarkEnd w:id="98"/>
+    <w:bookmarkEnd w:id="99"/>
+    <w:bookmarkStart w:id="116" w:name="conclusion-and-synthesis"/>
     <w:p>
       <w:pPr>
         <w:pStyle w:val="Heading2"/>
@@ -7069,7 +7140,7 @@
         <w:t xml:space="preserve">1.6 Conclusion and Synthesis</w:t>
       </w:r>
     </w:p>
-    <w:bookmarkStart w:id="102" w:name="connecting-the-dots"/>
+    <w:bookmarkStart w:id="105" w:name="connecting-the-dots"/>
     <w:p>
       <w:pPr>
         <w:pStyle w:val="Heading3"/>
@@ -7086,7 +7157,7 @@
         <w:t xml:space="preserve">Let’s bring together these major themes:</w:t>
       </w:r>
     </w:p>
-    <w:bookmarkStart w:id="97" w:name="the-global-financial-marketplace-1"/>
+    <w:bookmarkStart w:id="100" w:name="the-global-financial-marketplace-1"/>
     <w:p>
       <w:pPr>
         <w:pStyle w:val="Heading4"/>
@@ -7131,8 +7202,8 @@
         <w:t xml:space="preserve">Creates both opportunities and risks</w:t>
       </w:r>
     </w:p>
-    <w:bookmarkEnd w:id="97"/>
-    <w:bookmarkStart w:id="98" w:name="comparative-advantage"/>
+    <w:bookmarkEnd w:id="100"/>
+    <w:bookmarkStart w:id="101" w:name="comparative-advantage"/>
     <w:p>
       <w:pPr>
         <w:pStyle w:val="Heading4"/>
@@ -7177,8 +7248,8 @@
         <w:t xml:space="preserve">Dynamic, not static - shifts over time</w:t>
       </w:r>
     </w:p>
-    <w:bookmarkEnd w:id="98"/>
-    <w:bookmarkStart w:id="99" w:name="what-makes-international-finance-unique"/>
+    <w:bookmarkEnd w:id="101"/>
+    <w:bookmarkStart w:id="102" w:name="what-makes-international-finance-unique"/>
     <w:p>
       <w:pPr>
         <w:pStyle w:val="Heading4"/>
@@ -7247,8 +7318,8 @@
         <w:t xml:space="preserve">Required modifications to financial theories and instruments</w:t>
       </w:r>
     </w:p>
-    <w:bookmarkEnd w:id="99"/>
-    <w:bookmarkStart w:id="100" w:name="the-globalization-journey"/>
+    <w:bookmarkEnd w:id="102"/>
+    <w:bookmarkStart w:id="103" w:name="the-globalization-journey"/>
     <w:p>
       <w:pPr>
         <w:pStyle w:val="Heading4"/>
@@ -7305,8 +7376,8 @@
         <w:t xml:space="preserve">Not all globalization creates value</w:t>
       </w:r>
     </w:p>
-    <w:bookmarkEnd w:id="100"/>
-    <w:bookmarkStart w:id="101" w:name="limits-and-challenges"/>
+    <w:bookmarkEnd w:id="103"/>
+    <w:bookmarkStart w:id="104" w:name="limits-and-challenges"/>
     <w:p>
       <w:pPr>
         <w:pStyle w:val="Heading4"/>
@@ -7351,9 +7422,9 @@
         <w:t xml:space="preserve">Ongoing tension between efficiency and other goals (security, equity, stability)</w:t>
       </w:r>
     </w:p>
-    <w:bookmarkEnd w:id="101"/>
-    <w:bookmarkEnd w:id="102"/>
-    <w:bookmarkStart w:id="103" w:name="looking-ahead"/>
+    <w:bookmarkEnd w:id="104"/>
+    <w:bookmarkEnd w:id="105"/>
+    <w:bookmarkStart w:id="106" w:name="looking-ahead"/>
     <w:p>
       <w:pPr>
         <w:pStyle w:val="Heading3"/>
@@ -7422,8 +7493,8 @@
         <w:t xml:space="preserve">Later: Foreign exchange markets, currency derivatives, international investment, multinational capital budgeting</w:t>
       </w:r>
     </w:p>
-    <w:bookmarkEnd w:id="103"/>
-    <w:bookmarkStart w:id="107" w:name="why-this-matters-to-you"/>
+    <w:bookmarkEnd w:id="106"/>
+    <w:bookmarkStart w:id="110" w:name="why-this-matters-to-you"/>
     <w:p>
       <w:pPr>
         <w:pStyle w:val="Heading3"/>
@@ -7432,7 +7503,7 @@
         <w:t xml:space="preserve">1.6.3 Why This Matters to You</w:t>
       </w:r>
     </w:p>
-    <w:bookmarkStart w:id="104" w:name="career-relevance"/>
+    <w:bookmarkStart w:id="107" w:name="career-relevance"/>
     <w:p>
       <w:pPr>
         <w:pStyle w:val="Heading4"/>
@@ -7477,8 +7548,8 @@
         <w:t xml:space="preserve">Finance, marketing, operations, strategy all require international awareness</w:t>
       </w:r>
     </w:p>
-    <w:bookmarkEnd w:id="104"/>
-    <w:bookmarkStart w:id="105" w:name="citizenship"/>
+    <w:bookmarkEnd w:id="107"/>
+    <w:bookmarkStart w:id="108" w:name="citizenship"/>
     <w:p>
       <w:pPr>
         <w:pStyle w:val="Heading4"/>
@@ -7543,8 +7614,8 @@
         <w:t xml:space="preserve">All involve international finance concepts.</w:t>
       </w:r>
     </w:p>
-    <w:bookmarkEnd w:id="105"/>
-    <w:bookmarkStart w:id="106" w:name="personal-finance"/>
+    <w:bookmarkEnd w:id="108"/>
+    <w:bookmarkStart w:id="109" w:name="personal-finance"/>
     <w:p>
       <w:pPr>
         <w:pStyle w:val="Heading4"/>
@@ -7589,9 +7660,9 @@
         <w:t xml:space="preserve">Understanding global markets</w:t>
       </w:r>
     </w:p>
-    <w:bookmarkEnd w:id="106"/>
-    <w:bookmarkEnd w:id="107"/>
-    <w:bookmarkStart w:id="112" w:name="X98dbbc596aa60b58680c73a1dfe3c4af206bb98"/>
+    <w:bookmarkEnd w:id="109"/>
+    <w:bookmarkEnd w:id="110"/>
+    <w:bookmarkStart w:id="115" w:name="X98dbbc596aa60b58680c73a1dfe3c4af206bb98"/>
     <w:p>
       <w:pPr>
         <w:pStyle w:val="Heading3"/>
@@ -7600,7 +7671,7 @@
         <w:t xml:space="preserve">1.6.4 Practical Advice for Success in This Course</w:t>
       </w:r>
     </w:p>
-    <w:bookmarkStart w:id="108" w:name="stay-current"/>
+    <w:bookmarkStart w:id="111" w:name="stay-current"/>
     <w:p>
       <w:pPr>
         <w:pStyle w:val="Heading4"/>
@@ -7681,8 +7752,8 @@
         <w:t xml:space="preserve">Track international business news</w:t>
       </w:r>
     </w:p>
-    <w:bookmarkEnd w:id="108"/>
-    <w:bookmarkStart w:id="109" w:name="think-critically"/>
+    <w:bookmarkEnd w:id="111"/>
+    <w:bookmarkStart w:id="112" w:name="think-critically"/>
     <w:p>
       <w:pPr>
         <w:pStyle w:val="Heading4"/>
@@ -7739,8 +7810,8 @@
         <w:t xml:space="preserve">Question assumptions</w:t>
       </w:r>
     </w:p>
-    <w:bookmarkEnd w:id="109"/>
-    <w:bookmarkStart w:id="110" w:name="connect-concepts"/>
+    <w:bookmarkEnd w:id="112"/>
+    <w:bookmarkStart w:id="113" w:name="connect-concepts"/>
     <w:p>
       <w:pPr>
         <w:pStyle w:val="Heading4"/>
@@ -7785,8 +7856,8 @@
         <w:t xml:space="preserve">Make connections across chapters</w:t>
       </w:r>
     </w:p>
-    <w:bookmarkEnd w:id="110"/>
-    <w:bookmarkStart w:id="111" w:name="use-real-examples"/>
+    <w:bookmarkEnd w:id="113"/>
+    <w:bookmarkStart w:id="114" w:name="use-real-examples"/>
     <w:p>
       <w:pPr>
         <w:pStyle w:val="Heading4"/>
@@ -7838,10 +7909,10 @@
         </w:pict>
       </w:r>
     </w:p>
-    <w:bookmarkEnd w:id="111"/>
-    <w:bookmarkEnd w:id="112"/>
-    <w:bookmarkEnd w:id="113"/>
-    <w:bookmarkStart w:id="114" w:name="preview-next-section"/>
+    <w:bookmarkEnd w:id="114"/>
+    <w:bookmarkEnd w:id="115"/>
+    <w:bookmarkEnd w:id="116"/>
+    <w:bookmarkStart w:id="117" w:name="preview-next-section"/>
     <w:p>
       <w:pPr>
         <w:pStyle w:val="Heading2"/>
@@ -7929,8 +8000,8 @@
         </w:pict>
       </w:r>
     </w:p>
-    <w:bookmarkEnd w:id="114"/>
-    <w:bookmarkStart w:id="115" w:name="final-thoughts"/>
+    <w:bookmarkEnd w:id="117"/>
+    <w:bookmarkStart w:id="118" w:name="final-thoughts"/>
     <w:p>
       <w:pPr>
         <w:pStyle w:val="Heading2"/>
@@ -7971,8 +8042,8 @@
         <w:t xml:space="preserve">Please review Chapter 1, work on any assignments, and don’t hesitate to email me with questions.</w:t>
       </w:r>
     </w:p>
-    <w:bookmarkEnd w:id="115"/>
-    <w:bookmarkEnd w:id="116"/>
+    <w:bookmarkEnd w:id="118"/>
+    <w:bookmarkEnd w:id="119"/>
     <w:sectPr>
       <w:footnotePr>
         <w:numRestart w:val="eachSect"/>

--- a/docs/lectures/Chapter01_Lecture.docx
+++ b/docs/lectures/Chapter01_Lecture.docx
@@ -23,7 +23,7 @@
         <w:pStyle w:val="Date"/>
       </w:pPr>
       <w:r>
-        <w:t xml:space="preserve">2026-01-20</w:t>
+        <w:t xml:space="preserve">2026-01-22</w:t>
       </w:r>
     </w:p>
     <w:sdt>

--- a/docs/lectures/Chapter01_Lecture.docx
+++ b/docs/lectures/Chapter01_Lecture.docx
@@ -23,7 +23,7 @@
         <w:pStyle w:val="Date"/>
       </w:pPr>
       <w:r>
-        <w:t xml:space="preserve">2026-01-22</w:t>
+        <w:t xml:space="preserve">2026-01-29</w:t>
       </w:r>
     </w:p>
     <w:sdt>

--- a/docs/lectures/Chapter01_Lecture.docx
+++ b/docs/lectures/Chapter01_Lecture.docx
@@ -23,7 +23,7 @@
         <w:pStyle w:val="Date"/>
       </w:pPr>
       <w:r>
-        <w:t xml:space="preserve">2026-01-29</w:t>
+        <w:t xml:space="preserve">2026-02-02</w:t>
       </w:r>
     </w:p>
     <w:sdt>

--- a/docs/lectures/Chapter01_Lecture.docx
+++ b/docs/lectures/Chapter01_Lecture.docx
@@ -23,7 +23,7 @@
         <w:pStyle w:val="Date"/>
       </w:pPr>
       <w:r>
-        <w:t xml:space="preserve">2026-02-02</w:t>
+        <w:t xml:space="preserve">2026-02-08</w:t>
       </w:r>
     </w:p>
     <w:sdt>

--- a/docs/lectures/Chapter01_Lecture.docx
+++ b/docs/lectures/Chapter01_Lecture.docx
@@ -23,7 +23,7 @@
         <w:pStyle w:val="Date"/>
       </w:pPr>
       <w:r>
-        <w:t xml:space="preserve">2026-02-08</w:t>
+        <w:t xml:space="preserve">2026-02-22</w:t>
       </w:r>
     </w:p>
     <w:sdt>

--- a/docs/lectures/Chapter01_Lecture.docx
+++ b/docs/lectures/Chapter01_Lecture.docx
@@ -23,7 +23,7 @@
         <w:pStyle w:val="Date"/>
       </w:pPr>
       <w:r>
-        <w:t xml:space="preserve">2026-02-22</w:t>
+        <w:t xml:space="preserve">2026-03-01</w:t>
       </w:r>
     </w:p>
     <w:sdt>

--- a/docs/lectures/Chapter01_Lecture.docx
+++ b/docs/lectures/Chapter01_Lecture.docx
@@ -23,7 +23,7 @@
         <w:pStyle w:val="Date"/>
       </w:pPr>
       <w:r>
-        <w:t xml:space="preserve">2026-03-01</w:t>
+        <w:t xml:space="preserve">2026-03-03</w:t>
       </w:r>
     </w:p>
     <w:sdt>

--- a/docs/lectures/Chapter01_Lecture.docx
+++ b/docs/lectures/Chapter01_Lecture.docx
@@ -23,7 +23,7 @@
         <w:pStyle w:val="Date"/>
       </w:pPr>
       <w:r>
-        <w:t xml:space="preserve">2026-03-03</w:t>
+        <w:t xml:space="preserve">2026-03-05</w:t>
       </w:r>
     </w:p>
     <w:sdt>

--- a/docs/lectures/Chapter01_Lecture.docx
+++ b/docs/lectures/Chapter01_Lecture.docx
@@ -23,7 +23,7 @@
         <w:pStyle w:val="Date"/>
       </w:pPr>
       <w:r>
-        <w:t xml:space="preserve">2026-03-05</w:t>
+        <w:t xml:space="preserve">2026-03-08</w:t>
       </w:r>
     </w:p>
     <w:sdt>

--- a/docs/lectures/Chapter01_Lecture.docx
+++ b/docs/lectures/Chapter01_Lecture.docx
@@ -23,7 +23,7 @@
         <w:pStyle w:val="Date"/>
       </w:pPr>
       <w:r>
-        <w:t xml:space="preserve">2026-03-08</w:t>
+        <w:t xml:space="preserve">2026-03-10</w:t>
       </w:r>
     </w:p>
     <w:sdt>

--- a/docs/lectures/Chapter01_Lecture.docx
+++ b/docs/lectures/Chapter01_Lecture.docx
@@ -23,7 +23,7 @@
         <w:pStyle w:val="Date"/>
       </w:pPr>
       <w:r>
-        <w:t xml:space="preserve">2026-03-10</w:t>
+        <w:t xml:space="preserve">2026-03-15</w:t>
       </w:r>
     </w:p>
     <w:sdt>

--- a/docs/lectures/Chapter01_Lecture.docx
+++ b/docs/lectures/Chapter01_Lecture.docx
@@ -23,7 +23,7 @@
         <w:pStyle w:val="Date"/>
       </w:pPr>
       <w:r>
-        <w:t xml:space="preserve">2026-03-15</w:t>
+        <w:t xml:space="preserve">2026-03-27</w:t>
       </w:r>
     </w:p>
     <w:sdt>

--- a/docs/lectures/Chapter01_Lecture.docx
+++ b/docs/lectures/Chapter01_Lecture.docx
@@ -23,7 +23,7 @@
         <w:pStyle w:val="Date"/>
       </w:pPr>
       <w:r>
-        <w:t xml:space="preserve">2026-03-27</w:t>
+        <w:t xml:space="preserve">2026-03-29</w:t>
       </w:r>
     </w:p>
     <w:sdt>

--- a/docs/lectures/Chapter01_Lecture.docx
+++ b/docs/lectures/Chapter01_Lecture.docx
@@ -23,7 +23,7 @@
         <w:pStyle w:val="Date"/>
       </w:pPr>
       <w:r>
-        <w:t xml:space="preserve">2026-03-29</w:t>
+        <w:t xml:space="preserve">2026-03-31</w:t>
       </w:r>
     </w:p>
     <w:sdt>

--- a/docs/lectures/Chapter01_Lecture.docx
+++ b/docs/lectures/Chapter01_Lecture.docx
@@ -23,7 +23,7 @@
         <w:pStyle w:val="Date"/>
       </w:pPr>
       <w:r>
-        <w:t xml:space="preserve">2026-03-31</w:t>
+        <w:t xml:space="preserve">2026-04-01</w:t>
       </w:r>
     </w:p>
     <w:sdt>

--- a/docs/lectures/Chapter01_Lecture.docx
+++ b/docs/lectures/Chapter01_Lecture.docx
@@ -23,7 +23,7 @@
         <w:pStyle w:val="Date"/>
       </w:pPr>
       <w:r>
-        <w:t xml:space="preserve">2026-04-01</w:t>
+        <w:t xml:space="preserve">2026-04-05</w:t>
       </w:r>
     </w:p>
     <w:sdt>

--- a/docs/lectures/Chapter01_Lecture.docx
+++ b/docs/lectures/Chapter01_Lecture.docx
@@ -23,7 +23,7 @@
         <w:pStyle w:val="Date"/>
       </w:pPr>
       <w:r>
-        <w:t xml:space="preserve">2026-04-05</w:t>
+        <w:t xml:space="preserve">2026-04-07</w:t>
       </w:r>
     </w:p>
     <w:sdt>

--- a/docs/lectures/Chapter01_Lecture.docx
+++ b/docs/lectures/Chapter01_Lecture.docx
@@ -23,7 +23,7 @@
         <w:pStyle w:val="Date"/>
       </w:pPr>
       <w:r>
-        <w:t xml:space="preserve">2026-04-07</w:t>
+        <w:t xml:space="preserve">2026-04-13</w:t>
       </w:r>
     </w:p>
     <w:sdt>

--- a/docs/lectures/Chapter01_Lecture.docx
+++ b/docs/lectures/Chapter01_Lecture.docx
@@ -23,7 +23,7 @@
         <w:pStyle w:val="Date"/>
       </w:pPr>
       <w:r>
-        <w:t xml:space="preserve">2026-04-13</w:t>
+        <w:t xml:space="preserve">2026-04-14</w:t>
       </w:r>
     </w:p>
     <w:sdt>

--- a/docs/lectures/Chapter01_Lecture.docx
+++ b/docs/lectures/Chapter01_Lecture.docx
@@ -23,7 +23,7 @@
         <w:pStyle w:val="Date"/>
       </w:pPr>
       <w:r>
-        <w:t xml:space="preserve">2026-04-14</w:t>
+        <w:t xml:space="preserve">2026-04-16</w:t>
       </w:r>
     </w:p>
     <w:sdt>

--- a/docs/lectures/Chapter01_Lecture.docx
+++ b/docs/lectures/Chapter01_Lecture.docx
@@ -23,7 +23,7 @@
         <w:pStyle w:val="Date"/>
       </w:pPr>
       <w:r>
-        <w:t xml:space="preserve">2026-04-16</w:t>
+        <w:t xml:space="preserve">2026-04-19</w:t>
       </w:r>
     </w:p>
     <w:sdt>

--- a/docs/lectures/Chapter01_Lecture.docx
+++ b/docs/lectures/Chapter01_Lecture.docx
@@ -23,7 +23,7 @@
         <w:pStyle w:val="Date"/>
       </w:pPr>
       <w:r>
-        <w:t xml:space="preserve">2026-04-19</w:t>
+        <w:t xml:space="preserve">2026-04-20</w:t>
       </w:r>
     </w:p>
     <w:sdt>

--- a/docs/lectures/Chapter01_Lecture.docx
+++ b/docs/lectures/Chapter01_Lecture.docx
@@ -23,7 +23,7 @@
         <w:pStyle w:val="Date"/>
       </w:pPr>
       <w:r>
-        <w:t xml:space="preserve">2026-04-20</w:t>
+        <w:t xml:space="preserve">2026-04-22</w:t>
       </w:r>
     </w:p>
     <w:sdt>

--- a/docs/lectures/Chapter01_Lecture.docx
+++ b/docs/lectures/Chapter01_Lecture.docx
@@ -23,7 +23,7 @@
         <w:pStyle w:val="Date"/>
       </w:pPr>
       <w:r>
-        <w:t xml:space="preserve">2026-04-22</w:t>
+        <w:t xml:space="preserve">2026-04-23</w:t>
       </w:r>
     </w:p>
     <w:sdt>
